--- a/buku/INI_JANTUNGMU_template.docx
+++ b/buku/INI_JANTUNGMU_template.docx
@@ -103,6 +103,7 @@
           <w:p>
             <w:pPr>
               <w:spacing w:line="360" w:lineRule="auto"/>
+              <w:jc w:val="both"/>
               <w:rPr>
                 <w:rFonts w:ascii="Garamond" w:hAnsi="Garamond"/>
                 <w:color w:val="FFFFFF" w:themeColor="background1"/>
@@ -115,9 +116,9 @@
                 <w:color w:val="FFFFFF" w:themeColor="background1"/>
               </w:rPr>
               <w:drawing>
-                <wp:inline distT="0" distB="0" distL="0" distR="0" wp14:anchorId="42095689" wp14:editId="05B7A45A">
-                  <wp:extent cx="4552950" cy="4038600"/>
-                  <wp:effectExtent l="0" t="0" r="0" b="0"/>
+                <wp:inline distT="0" distB="0" distL="0" distR="0" wp14:anchorId="42095689" wp14:editId="3CB16762">
+                  <wp:extent cx="4295775" cy="3354070"/>
+                  <wp:effectExtent l="0" t="0" r="9525" b="0"/>
                   <wp:docPr id="1495452857" name="Picture 1"/>
                   <wp:cNvGraphicFramePr>
                     <a:graphicFrameLocks xmlns:a="http://schemas.openxmlformats.org/drawingml/2006/main" noChangeAspect="1"/>
@@ -147,7 +148,7 @@
                         <pic:spPr bwMode="auto">
                           <a:xfrm>
                             <a:off x="0" y="0"/>
-                            <a:ext cx="4555497" cy="4040859"/>
+                            <a:ext cx="4305546" cy="3361699"/>
                           </a:xfrm>
                           <a:prstGeom prst="rect">
                             <a:avLst/>
@@ -184,13 +185,10 @@
     <w:p>
       <w:pPr>
         <w:spacing w:line="360" w:lineRule="auto"/>
-        <w:jc w:val="center"/>
         <w:rPr>
           <w:rFonts w:ascii="Garamond" w:hAnsi="Garamond"/>
           <w:i/>
           <w:iCs/>
-          <w:sz w:val="20"/>
-          <w:szCs w:val="20"/>
         </w:rPr>
       </w:pPr>
       <w:r>
@@ -198,8 +196,6 @@
           <w:rFonts w:ascii="Garamond" w:hAnsi="Garamond"/>
           <w:i/>
           <w:iCs/>
-          <w:sz w:val="20"/>
-          <w:szCs w:val="20"/>
         </w:rPr>
         <w:t>Kau bukan sekadar otak yang membawa badan. Kau adalah jantung yang mempunyai otak.</w:t>
       </w:r>
@@ -217,16 +213,13 @@
         <w:spacing w:line="360" w:lineRule="auto"/>
         <w:rPr>
           <w:rFonts w:ascii="Garamond" w:hAnsi="Garamond"/>
-          <w:sz w:val="18"/>
-          <w:szCs w:val="18"/>
-        </w:rPr>
-      </w:pPr>
-      <w:r>
-        <w:rPr>
-          <w:rFonts w:ascii="Garamond" w:hAnsi="Garamond"/>
-          <w:sz w:val="18"/>
-          <w:szCs w:val="18"/>
-        </w:rPr>
+        </w:rPr>
+      </w:pPr>
+      <w:r>
+        <w:rPr>
+          <w:rFonts w:ascii="Garamond" w:hAnsi="Garamond"/>
+        </w:rPr>
+        <w:lastRenderedPageBreak/>
         <w:t xml:space="preserve"> </w:t>
       </w:r>
     </w:p>
@@ -235,55 +228,43 @@
         <w:spacing w:line="360" w:lineRule="auto"/>
         <w:rPr>
           <w:rFonts w:ascii="Garamond" w:hAnsi="Garamond"/>
-          <w:sz w:val="18"/>
-          <w:szCs w:val="18"/>
-        </w:rPr>
-      </w:pPr>
-    </w:p>
-    <w:p>
-      <w:pPr>
-        <w:spacing w:line="360" w:lineRule="auto"/>
-        <w:rPr>
-          <w:rFonts w:ascii="Garamond" w:hAnsi="Garamond"/>
-          <w:sz w:val="18"/>
-          <w:szCs w:val="18"/>
-        </w:rPr>
-      </w:pPr>
-    </w:p>
-    <w:p>
-      <w:pPr>
-        <w:spacing w:line="360" w:lineRule="auto"/>
-        <w:rPr>
-          <w:rFonts w:ascii="Garamond" w:hAnsi="Garamond"/>
-          <w:sz w:val="18"/>
-          <w:szCs w:val="18"/>
-        </w:rPr>
-      </w:pPr>
-    </w:p>
-    <w:p>
-      <w:pPr>
-        <w:spacing w:line="360" w:lineRule="auto"/>
-        <w:rPr>
-          <w:rFonts w:ascii="Garamond" w:hAnsi="Garamond"/>
-          <w:sz w:val="18"/>
-          <w:szCs w:val="18"/>
-        </w:rPr>
-      </w:pPr>
-    </w:p>
-    <w:p>
-      <w:pPr>
-        <w:spacing w:line="360" w:lineRule="auto"/>
-        <w:rPr>
-          <w:rFonts w:ascii="Garamond" w:hAnsi="Garamond"/>
-          <w:sz w:val="18"/>
-          <w:szCs w:val="18"/>
-        </w:rPr>
-      </w:pPr>
-      <w:r>
-        <w:rPr>
-          <w:rFonts w:ascii="Garamond" w:hAnsi="Garamond"/>
-          <w:sz w:val="18"/>
-          <w:szCs w:val="18"/>
+        </w:rPr>
+      </w:pPr>
+    </w:p>
+    <w:p>
+      <w:pPr>
+        <w:spacing w:line="360" w:lineRule="auto"/>
+        <w:rPr>
+          <w:rFonts w:ascii="Garamond" w:hAnsi="Garamond"/>
+        </w:rPr>
+      </w:pPr>
+    </w:p>
+    <w:p>
+      <w:pPr>
+        <w:spacing w:line="360" w:lineRule="auto"/>
+        <w:rPr>
+          <w:rFonts w:ascii="Garamond" w:hAnsi="Garamond"/>
+        </w:rPr>
+      </w:pPr>
+    </w:p>
+    <w:p>
+      <w:pPr>
+        <w:spacing w:line="360" w:lineRule="auto"/>
+        <w:rPr>
+          <w:rFonts w:ascii="Garamond" w:hAnsi="Garamond"/>
+        </w:rPr>
+      </w:pPr>
+    </w:p>
+    <w:p>
+      <w:pPr>
+        <w:spacing w:line="360" w:lineRule="auto"/>
+        <w:rPr>
+          <w:rFonts w:ascii="Garamond" w:hAnsi="Garamond"/>
+        </w:rPr>
+      </w:pPr>
+      <w:r>
+        <w:rPr>
+          <w:rFonts w:ascii="Garamond" w:hAnsi="Garamond"/>
         </w:rPr>
         <w:t>bernafas.my – Semua hak terpelihara. Diterbitkan oleh: Madrasah I AM . Cetakan Pertama 2026 ISBN: [Nombor ISBN] Hak cipta terpelihara. Tiada bahagian daripada penerbitan ini boleh diterbitkan semula, disimpan dalam sistem pengambilan, atau dihantar dalam apa jua bentuk atau cara – elektronik, mekanikal, fotokopi, rakaman, atau sebaliknya – tanpa kebenaran bertulis terlebih dahulu daripada penerbit.</w:t>
       </w:r>
@@ -293,8 +274,6 @@
         <w:spacing w:line="360" w:lineRule="auto"/>
         <w:rPr>
           <w:rFonts w:ascii="Garamond" w:hAnsi="Garamond"/>
-          <w:sz w:val="18"/>
-          <w:szCs w:val="18"/>
         </w:rPr>
       </w:pPr>
     </w:p>
@@ -313,36 +292,6 @@
           <v:rect id="_x0000_i1026" style="width:0;height:1.5pt" o:hralign="center" o:hrstd="t" o:hr="t" fillcolor="#a0a0a0" stroked="f"/>
         </w:pict>
       </w:r>
-    </w:p>
-    <w:p>
-      <w:pPr>
-        <w:spacing w:line="360" w:lineRule="auto"/>
-        <w:rPr>
-          <w:rFonts w:ascii="Garamond" w:hAnsi="Garamond"/>
-          <w:b/>
-          <w:bCs/>
-        </w:rPr>
-      </w:pPr>
-    </w:p>
-    <w:p>
-      <w:pPr>
-        <w:spacing w:line="360" w:lineRule="auto"/>
-        <w:rPr>
-          <w:rFonts w:ascii="Garamond" w:hAnsi="Garamond"/>
-          <w:b/>
-          <w:bCs/>
-        </w:rPr>
-      </w:pPr>
-    </w:p>
-    <w:p>
-      <w:pPr>
-        <w:spacing w:line="360" w:lineRule="auto"/>
-        <w:rPr>
-          <w:rFonts w:ascii="Garamond" w:hAnsi="Garamond"/>
-          <w:b/>
-          <w:bCs/>
-        </w:rPr>
-      </w:pPr>
     </w:p>
     <w:p>
       <w:pPr>
@@ -873,36 +822,14 @@
         <w:rPr>
           <w:rFonts w:ascii="Garamond" w:hAnsi="Garamond"/>
         </w:rPr>
-        <w:t xml:space="preserve">Bab 13: </w:t>
-      </w:r>
-      <w:proofErr w:type="spellStart"/>
-      <w:r>
-        <w:rPr>
-          <w:rFonts w:ascii="Garamond" w:hAnsi="Garamond"/>
-        </w:rPr>
-        <w:t>Rancangan</w:t>
-      </w:r>
-      <w:proofErr w:type="spellEnd"/>
-      <w:r>
-        <w:rPr>
-          <w:rFonts w:ascii="Garamond" w:hAnsi="Garamond"/>
-        </w:rPr>
-        <w:t xml:space="preserve"> Latihan </w:t>
-      </w:r>
-      <w:r>
-        <w:rPr>
-          <w:rFonts w:ascii="Garamond" w:hAnsi="Garamond"/>
-        </w:rPr>
-        <w:t xml:space="preserve">40 </w:t>
-      </w:r>
-      <w:proofErr w:type="spellStart"/>
-      <w:r>
-        <w:rPr>
-          <w:rFonts w:ascii="Garamond" w:hAnsi="Garamond"/>
-        </w:rPr>
-        <w:t>hari</w:t>
-      </w:r>
-      <w:proofErr w:type="spellEnd"/>
+        <w:t xml:space="preserve">Bab 13: Rancangan Latihan </w:t>
+      </w:r>
+      <w:r>
+        <w:rPr>
+          <w:rFonts w:ascii="Garamond" w:hAnsi="Garamond"/>
+        </w:rPr>
+        <w:t>40 hari</w:t>
+      </w:r>
     </w:p>
     <w:p>
       <w:pPr>
@@ -1427,17 +1354,13 @@
           <w:rFonts w:ascii="Garamond" w:hAnsi="Garamond"/>
           <w:b/>
           <w:bCs/>
-          <w:sz w:val="72"/>
-          <w:szCs w:val="72"/>
-        </w:rPr>
-      </w:pPr>
-      <w:r>
-        <w:rPr>
-          <w:rFonts w:ascii="Garamond" w:hAnsi="Garamond"/>
-          <w:b/>
-          <w:bCs/>
-          <w:sz w:val="72"/>
-          <w:szCs w:val="72"/>
+        </w:rPr>
+      </w:pPr>
+      <w:r>
+        <w:rPr>
+          <w:rFonts w:ascii="Garamond" w:hAnsi="Garamond"/>
+          <w:b/>
+          <w:bCs/>
         </w:rPr>
         <w:t>BAHAGIAN 1: DENGARKAN</w:t>
       </w:r>
@@ -1473,6 +1396,50 @@
           <v:rect id="_x0000_i1031" style="width:0;height:1.5pt" o:hralign="center" o:hrstd="t" o:hr="t" fillcolor="#a0a0a0" stroked="f"/>
         </w:pict>
       </w:r>
+    </w:p>
+    <w:p>
+      <w:pPr>
+        <w:spacing w:line="360" w:lineRule="auto"/>
+        <w:rPr>
+          <w:rFonts w:ascii="Garamond" w:hAnsi="Garamond"/>
+          <w:b/>
+          <w:bCs/>
+          <w:lang w:val="fi-FI"/>
+        </w:rPr>
+      </w:pPr>
+    </w:p>
+    <w:p>
+      <w:pPr>
+        <w:spacing w:line="360" w:lineRule="auto"/>
+        <w:rPr>
+          <w:rFonts w:ascii="Garamond" w:hAnsi="Garamond"/>
+          <w:b/>
+          <w:bCs/>
+          <w:lang w:val="fi-FI"/>
+        </w:rPr>
+      </w:pPr>
+    </w:p>
+    <w:p>
+      <w:pPr>
+        <w:spacing w:line="360" w:lineRule="auto"/>
+        <w:rPr>
+          <w:rFonts w:ascii="Garamond" w:hAnsi="Garamond"/>
+          <w:b/>
+          <w:bCs/>
+          <w:lang w:val="fi-FI"/>
+        </w:rPr>
+      </w:pPr>
+    </w:p>
+    <w:p>
+      <w:pPr>
+        <w:spacing w:line="360" w:lineRule="auto"/>
+        <w:rPr>
+          <w:rFonts w:ascii="Garamond" w:hAnsi="Garamond"/>
+          <w:b/>
+          <w:bCs/>
+          <w:lang w:val="fi-FI"/>
+        </w:rPr>
+      </w:pPr>
     </w:p>
     <w:p>
       <w:pPr>
@@ -5102,87 +5069,32 @@
         <w:spacing w:line="360" w:lineRule="auto"/>
         <w:rPr>
           <w:rFonts w:ascii="Garamond" w:hAnsi="Garamond"/>
-        </w:rPr>
-      </w:pPr>
-      <w:r>
-        <w:rPr>
-          <w:rFonts w:ascii="Garamond" w:hAnsi="Garamond"/>
-        </w:rPr>
-        <w:t xml:space="preserve">Kau boleh baca semua ini di dalam buku penuh “Ini Jantungmu — </w:t>
-      </w:r>
-      <w:proofErr w:type="spellStart"/>
-      <w:r>
-        <w:rPr>
-          <w:rFonts w:ascii="Garamond" w:hAnsi="Garamond"/>
-        </w:rPr>
-        <w:t>Dengarkan</w:t>
-      </w:r>
-      <w:proofErr w:type="spellEnd"/>
-      <w:r>
-        <w:rPr>
-          <w:rFonts w:ascii="Garamond" w:hAnsi="Garamond"/>
-        </w:rPr>
-        <w:t xml:space="preserve"> Dia </w:t>
-      </w:r>
-      <w:proofErr w:type="spellStart"/>
-      <w:r>
-        <w:rPr>
-          <w:rFonts w:ascii="Garamond" w:hAnsi="Garamond"/>
-        </w:rPr>
-        <w:t>Bercakap</w:t>
-      </w:r>
-      <w:proofErr w:type="spellEnd"/>
-      <w:r>
-        <w:rPr>
-          <w:rFonts w:ascii="Garamond" w:hAnsi="Garamond"/>
-        </w:rPr>
-        <w:t xml:space="preserve">”, pada </w:t>
-      </w:r>
-      <w:proofErr w:type="spellStart"/>
-      <w:r>
-        <w:rPr>
-          <w:rFonts w:ascii="Garamond" w:hAnsi="Garamond"/>
-        </w:rPr>
-        <w:t>harga</w:t>
-      </w:r>
-      <w:proofErr w:type="spellEnd"/>
-      <w:r>
-        <w:rPr>
-          <w:rFonts w:ascii="Garamond" w:hAnsi="Garamond"/>
-        </w:rPr>
-        <w:t xml:space="preserve"> [RM35</w:t>
-      </w:r>
-      <w:r>
-        <w:rPr>
-          <w:rFonts w:ascii="Garamond" w:hAnsi="Garamond"/>
-        </w:rPr>
-        <w:t xml:space="preserve"> </w:t>
-      </w:r>
-      <w:proofErr w:type="spellStart"/>
-      <w:r>
-        <w:rPr>
-          <w:rFonts w:ascii="Garamond" w:hAnsi="Garamond"/>
-        </w:rPr>
-        <w:t>buku</w:t>
-      </w:r>
-      <w:proofErr w:type="spellEnd"/>
-      <w:r>
-        <w:rPr>
-          <w:rFonts w:ascii="Garamond" w:hAnsi="Garamond"/>
-        </w:rPr>
-        <w:t xml:space="preserve"> / RM25</w:t>
-      </w:r>
-      <w:r>
-        <w:rPr>
-          <w:rFonts w:ascii="Garamond" w:hAnsi="Garamond"/>
-        </w:rPr>
-        <w:t xml:space="preserve"> digital </w:t>
-      </w:r>
-      <w:r>
-        <w:rPr>
-          <w:rFonts w:ascii="Garamond" w:hAnsi="Garamond"/>
-        </w:rPr>
-        <w:t>].</w:t>
+          <w:lang w:val="fi-FI"/>
+        </w:rPr>
+      </w:pPr>
+      <w:r>
+        <w:rPr>
+          <w:rFonts w:ascii="Garamond" w:hAnsi="Garamond"/>
+        </w:rPr>
+        <w:t>Kau boleh baca semua ini di dalam buku penuh “Ini Jantungmu — Dengarkan Dia Bercakap”, pada harga RM3</w:t>
+      </w:r>
+      <w:r>
+        <w:rPr>
+          <w:rFonts w:ascii="Garamond" w:hAnsi="Garamond"/>
+        </w:rPr>
+        <w:t>5</w:t>
+      </w:r>
+      <w:r>
+        <w:rPr>
+          <w:rFonts w:ascii="Garamond" w:hAnsi="Garamond"/>
+        </w:rPr>
+        <w:t xml:space="preserve"> (digital)</w:t>
+      </w:r>
+      <w:r>
+        <w:rPr>
+          <w:rFonts w:ascii="Garamond" w:hAnsi="Garamond"/>
+        </w:rPr>
+        <w:t>.</w:t>
       </w:r>
       <w:r>
         <w:rPr>
@@ -5195,6 +5107,7 @@
           <w:rPr>
             <w:rStyle w:val="Hyperlink"/>
             <w:rFonts w:ascii="Garamond" w:hAnsi="Garamond"/>
+            <w:lang w:val="fi-FI"/>
           </w:rPr>
           <w:t>www.bernafas.my</w:t>
         </w:r>
@@ -5227,64 +5140,32 @@
       <w:r>
         <w:rPr>
           <w:rFonts w:ascii="Garamond" w:hAnsi="Garamond"/>
-        </w:rPr>
-        <w:t xml:space="preserve">Kau </w:t>
-      </w:r>
-      <w:proofErr w:type="spellStart"/>
-      <w:r>
-        <w:rPr>
-          <w:rFonts w:ascii="Garamond" w:hAnsi="Garamond"/>
-        </w:rPr>
-        <w:t>boleh</w:t>
-      </w:r>
-      <w:proofErr w:type="spellEnd"/>
-      <w:r>
-        <w:rPr>
-          <w:rFonts w:ascii="Garamond" w:hAnsi="Garamond"/>
-        </w:rPr>
-        <w:t xml:space="preserve"> </w:t>
-      </w:r>
-      <w:proofErr w:type="spellStart"/>
-      <w:r>
-        <w:rPr>
-          <w:rFonts w:ascii="Garamond" w:hAnsi="Garamond"/>
-        </w:rPr>
-        <w:t>baca</w:t>
-      </w:r>
-      <w:proofErr w:type="spellEnd"/>
-      <w:r>
-        <w:rPr>
-          <w:rFonts w:ascii="Garamond" w:hAnsi="Garamond"/>
-        </w:rPr>
-        <w:t xml:space="preserve"> </w:t>
-      </w:r>
-      <w:proofErr w:type="spellStart"/>
-      <w:r>
-        <w:rPr>
-          <w:rFonts w:ascii="Garamond" w:hAnsi="Garamond"/>
-        </w:rPr>
-        <w:t>tentang</w:t>
-      </w:r>
-      <w:proofErr w:type="spellEnd"/>
-      <w:r>
-        <w:rPr>
-          <w:rFonts w:ascii="Garamond" w:hAnsi="Garamond"/>
-        </w:rPr>
-        <w:t xml:space="preserve"> </w:t>
-      </w:r>
-      <w:proofErr w:type="spellStart"/>
-      <w:r>
-        <w:rPr>
-          <w:rFonts w:ascii="Garamond" w:hAnsi="Garamond"/>
-        </w:rPr>
-        <w:t>koheren</w:t>
-      </w:r>
-      <w:proofErr w:type="spellEnd"/>
-      <w:r>
-        <w:rPr>
-          <w:rFonts w:ascii="Garamond" w:hAnsi="Garamond"/>
-        </w:rPr>
-        <w:t xml:space="preserve">. </w:t>
+          <w:lang w:val="fi-FI"/>
+        </w:rPr>
+        <w:t xml:space="preserve">Dan ada satu lagi — rancangan latihan 40 hari yang baru kau nampak tajuknya tadi, kau boleh sertai dan jejak terus di dalam aplikasi bernafas.my. Bukan sekadar baca dan lupa — setiap sesi kau direkod, setiap hari kau boleh semak </w:t>
+      </w:r>
+      <w:r>
+        <w:rPr>
+          <w:rFonts w:ascii="Garamond" w:hAnsi="Garamond"/>
+          <w:lang w:val="fi-FI"/>
+        </w:rPr>
+        <w:lastRenderedPageBreak/>
+        <w:t>semula, dan kau nampak sendiri bagaimana jantung kau berubah, hari demi hari.</w:t>
+      </w:r>
+    </w:p>
+    <w:p>
+      <w:pPr>
+        <w:spacing w:line="360" w:lineRule="auto"/>
+        <w:rPr>
+          <w:rFonts w:ascii="Garamond" w:hAnsi="Garamond"/>
+          <w:lang w:val="fi-FI"/>
+        </w:rPr>
+      </w:pPr>
+      <w:r>
+        <w:rPr>
+          <w:rFonts w:ascii="Garamond" w:hAnsi="Garamond"/>
+        </w:rPr>
+        <w:t xml:space="preserve">Kau boleh baca tentang koheren. </w:t>
       </w:r>
       <w:r>
         <w:rPr>
@@ -5327,7 +5208,6 @@
           <w:rFonts w:ascii="Garamond" w:hAnsi="Garamond"/>
           <w:lang w:val="fi-FI"/>
         </w:rPr>
-        <w:lastRenderedPageBreak/>
         <w:t>Itulah sebabnya kami bina sensor bernafas.my — alat kecil yang letak je pada jari kau, dan dalam beberapa saat, kau nampak degupan jantung kau sendiri di skrin. Kau nampak bila kau koheren. Kau nampak bila kau tidak. Bukan teori. Bukan andaian. Data sebenar, dari jantung kau sendiri.</w:t>
       </w:r>
     </w:p>
@@ -5354,8 +5234,6 @@
           <w:rFonts w:ascii="Garamond" w:hAnsi="Garamond"/>
           <w:i/>
           <w:iCs/>
-          <w:sz w:val="20"/>
-          <w:szCs w:val="20"/>
           <w:lang w:val="fi-FI"/>
         </w:rPr>
       </w:pPr>
@@ -5364,8 +5242,6 @@
           <w:rFonts w:ascii="Garamond" w:hAnsi="Garamond"/>
           <w:i/>
           <w:iCs/>
-          <w:sz w:val="20"/>
-          <w:szCs w:val="20"/>
           <w:lang w:val="fi-FI"/>
         </w:rPr>
         <w:t>(Tak ada sensor lagi? Tak mengapa. Kau tetap boleh mula latihan 40 hari ini sepenuhnya tanpa alat — rekod kau tetap disimpan, progres kau tetap kelihatan. Alat sensor cuma tambah satu lapisan bukti visual apabila kau bersedia.)</w:t>
@@ -5388,6 +5264,7 @@
           <w:bCs/>
           <w:lang w:val="fi-FI"/>
         </w:rPr>
+        <w:lastRenderedPageBreak/>
         <w:t>Pakej Buku + Sensor + Aplikasi (Lifetime): RM499</w:t>
       </w:r>
       <w:r>
@@ -5437,36 +5314,20 @@
       <w:r>
         <w:rPr>
           <w:rFonts w:ascii="Garamond" w:hAnsi="Garamond"/>
-          <w:lang w:val="fi-FI"/>
-        </w:rPr>
-        <w:t xml:space="preserve">Muat turun aplikasi bernafas.my, atau lawati </w:t>
-      </w:r>
-      <w:r>
-        <w:rPr>
-          <w:rFonts w:ascii="Garamond" w:hAnsi="Garamond"/>
-          <w:b/>
-          <w:bCs/>
-          <w:lang w:val="fi-FI"/>
-        </w:rPr>
-        <w:t>www.bernafas.my</w:t>
-      </w:r>
-      <w:r>
-        <w:rPr>
-          <w:rFonts w:ascii="Garamond" w:hAnsi="Garamond"/>
-          <w:lang w:val="fi-FI"/>
-        </w:rPr>
-        <w:t xml:space="preserve"> untuk mula.</w:t>
-      </w:r>
-    </w:p>
-    <w:p>
-      <w:pPr>
-        <w:spacing w:line="360" w:lineRule="auto"/>
-        <w:rPr>
-          <w:rFonts w:ascii="Garamond" w:hAnsi="Garamond"/>
           <w:i/>
           <w:iCs/>
           <w:lang w:val="fi-FI"/>
         </w:rPr>
+        <w:t>Dan sebab kau salah seorang yang baca sampai sini, ada bonus tambahan disediakan khas — bukan untuk semua orang, hanya untuk 200 orang yang pertama ambil pakej ini:</w:t>
+      </w:r>
+    </w:p>
+    <w:p>
+      <w:pPr>
+        <w:spacing w:line="360" w:lineRule="auto"/>
+        <w:rPr>
+          <w:rFonts w:ascii="Garamond" w:hAnsi="Garamond"/>
+          <w:lang w:val="fi-FI"/>
+        </w:rPr>
       </w:pPr>
       <w:r>
         <w:rPr>
@@ -5475,73 +5336,209 @@
           <w:iCs/>
           <w:lang w:val="fi-FI"/>
         </w:rPr>
-        <w:t>Jantungmu dah tunggu lama.</w:t>
-      </w:r>
-    </w:p>
-    <w:p>
-      <w:pPr>
-        <w:spacing w:line="360" w:lineRule="auto"/>
+        <w:t>1. Fasa 2 hingga Fasa 4 — PERCUMA (nilai RM1,000)</w:t>
+      </w:r>
+      <w:r>
+        <w:rPr>
+          <w:rFonts w:ascii="Garamond" w:hAnsi="Garamond"/>
+          <w:lang w:val="fi-FI"/>
+        </w:rPr>
+        <w:br/>
+      </w:r>
+      <w:r>
         <w:rPr>
           <w:rFonts w:ascii="Garamond" w:hAnsi="Garamond"/>
           <w:i/>
           <w:iCs/>
-        </w:rPr>
-      </w:pPr>
-      <w:proofErr w:type="spellStart"/>
+          <w:lang w:val="fi-FI"/>
+        </w:rPr>
+        <w:t>2. 3 buku tambahan — PERCUMA (nilai RM120)</w:t>
+      </w:r>
+      <w:r>
+        <w:rPr>
+          <w:rFonts w:ascii="Garamond" w:hAnsi="Garamond"/>
+          <w:lang w:val="fi-FI"/>
+        </w:rPr>
+        <w:br/>
+      </w:r>
       <w:r>
         <w:rPr>
           <w:rFonts w:ascii="Garamond" w:hAnsi="Garamond"/>
           <w:i/>
           <w:iCs/>
-        </w:rPr>
-        <w:lastRenderedPageBreak/>
-        <w:t>Jangan</w:t>
-      </w:r>
-      <w:proofErr w:type="spellEnd"/>
+          <w:lang w:val="fi-FI"/>
+        </w:rPr>
+        <w:t>3. Langganan aplikasi seumur hidup — PERCUMA (nilai RM240/tahun)</w:t>
+      </w:r>
+      <w:r>
+        <w:rPr>
+          <w:rFonts w:ascii="Garamond" w:hAnsi="Garamond"/>
+          <w:lang w:val="fi-FI"/>
+        </w:rPr>
+        <w:br/>
+      </w:r>
       <w:r>
         <w:rPr>
           <w:rFonts w:ascii="Garamond" w:hAnsi="Garamond"/>
           <w:i/>
           <w:iCs/>
-        </w:rPr>
-        <w:t xml:space="preserve"> buat </w:t>
-      </w:r>
-      <w:proofErr w:type="spellStart"/>
+          <w:lang w:val="fi-FI"/>
+        </w:rPr>
+        <w:t>4. Sesi Live Praktikal bersama saya — PERCUMA (nilai RM760)</w:t>
+      </w:r>
+    </w:p>
+    <w:p>
+      <w:pPr>
+        <w:spacing w:line="360" w:lineRule="auto"/>
+        <w:rPr>
+          <w:rFonts w:ascii="Garamond" w:hAnsi="Garamond"/>
+          <w:lang w:val="fi-FI"/>
+        </w:rPr>
+      </w:pPr>
       <w:r>
         <w:rPr>
           <w:rFonts w:ascii="Garamond" w:hAnsi="Garamond"/>
           <w:i/>
           <w:iCs/>
-        </w:rPr>
-        <w:t>ia</w:t>
-      </w:r>
-      <w:proofErr w:type="spellEnd"/>
+          <w:lang w:val="fi-FI"/>
+        </w:rPr>
+        <w:t>Jumlah nilai bonus: RM2,120 — di atas pakej RM499 yang kau dah bayar.</w:t>
+      </w:r>
+    </w:p>
+    <w:p>
+      <w:pPr>
+        <w:spacing w:line="360" w:lineRule="auto"/>
+        <w:rPr>
+          <w:rFonts w:ascii="Garamond" w:hAnsi="Garamond"/>
+        </w:rPr>
+      </w:pPr>
       <w:r>
         <w:rPr>
           <w:rFonts w:ascii="Garamond" w:hAnsi="Garamond"/>
           <w:i/>
           <w:iCs/>
-        </w:rPr>
-        <w:t xml:space="preserve"> </w:t>
-      </w:r>
-      <w:proofErr w:type="spellStart"/>
+          <w:lang w:val="fi-FI"/>
+        </w:rPr>
+        <w:t xml:space="preserve">Tapi ini bukan untuk semua orang. Bonus ni hanya untuk 200 orang pertama. </w:t>
+      </w:r>
       <w:r>
         <w:rPr>
           <w:rFonts w:ascii="Garamond" w:hAnsi="Garamond"/>
           <w:i/>
           <w:iCs/>
         </w:rPr>
-        <w:t>tunggu</w:t>
-      </w:r>
-      <w:proofErr w:type="spellEnd"/>
-      <w:r>
+        <w:t>Bila slot penuh, ia hilang — yang tinggal cuma pakej asas RM499.</w:t>
+      </w:r>
+    </w:p>
+    <w:p>
+      <w:pPr>
+        <w:spacing w:line="360" w:lineRule="auto"/>
+        <w:rPr>
+          <w:rFonts w:ascii="Garamond" w:hAnsi="Garamond"/>
+          <w:lang w:val="fi-FI"/>
+        </w:rPr>
+      </w:pPr>
+    </w:p>
+    <w:p>
+      <w:pPr>
+        <w:spacing w:line="360" w:lineRule="auto"/>
+        <w:rPr>
+          <w:rFonts w:ascii="Garamond" w:hAnsi="Garamond"/>
+          <w:lang w:val="fi-FI"/>
+        </w:rPr>
+      </w:pPr>
+      <w:r>
+        <w:rPr>
+          <w:rFonts w:ascii="Garamond" w:hAnsi="Garamond"/>
+          <w:lang w:val="fi-FI"/>
+        </w:rPr>
+        <w:lastRenderedPageBreak/>
+        <w:t xml:space="preserve">Muat turun aplikasi bernafas.my, atau lawati </w:t>
+      </w:r>
+      <w:r>
+        <w:rPr>
+          <w:rFonts w:ascii="Garamond" w:hAnsi="Garamond"/>
+          <w:b/>
+          <w:bCs/>
+          <w:lang w:val="fi-FI"/>
+        </w:rPr>
+        <w:t>www.bernafas.my</w:t>
+      </w:r>
+      <w:r>
+        <w:rPr>
+          <w:rFonts w:ascii="Garamond" w:hAnsi="Garamond"/>
+          <w:lang w:val="fi-FI"/>
+        </w:rPr>
+        <w:t xml:space="preserve"> untuk mula.</w:t>
+      </w:r>
+    </w:p>
+    <w:p>
+      <w:pPr>
+        <w:spacing w:line="360" w:lineRule="auto"/>
         <w:rPr>
           <w:rFonts w:ascii="Garamond" w:hAnsi="Garamond"/>
           <w:i/>
           <w:iCs/>
-        </w:rPr>
-        <w:t xml:space="preserve"> lagi.</w:t>
-      </w:r>
+          <w:lang w:val="fi-FI"/>
+        </w:rPr>
+      </w:pPr>
+      <w:r>
+        <w:rPr>
+          <w:rFonts w:ascii="Garamond" w:hAnsi="Garamond"/>
+          <w:i/>
+          <w:iCs/>
+          <w:lang w:val="fi-FI"/>
+        </w:rPr>
+        <w:t>Jantungmu dah tunggu lama.</w:t>
+      </w:r>
+    </w:p>
+    <w:p>
+      <w:pPr>
+        <w:spacing w:line="360" w:lineRule="auto"/>
+        <w:rPr>
+          <w:rFonts w:ascii="Garamond" w:hAnsi="Garamond"/>
+          <w:i/>
+          <w:iCs/>
+        </w:rPr>
+      </w:pPr>
+      <w:r>
+        <w:rPr>
+          <w:rFonts w:ascii="Garamond" w:hAnsi="Garamond"/>
+          <w:i/>
+          <w:iCs/>
+        </w:rPr>
+        <w:t>Jangan buat ia tunggu lagi.</w:t>
+      </w:r>
+    </w:p>
+    <w:p>
+      <w:pPr>
+        <w:spacing w:line="360" w:lineRule="auto"/>
+        <w:rPr>
+          <w:rFonts w:ascii="Garamond" w:hAnsi="Garamond"/>
+          <w:i/>
+          <w:iCs/>
+        </w:rPr>
+      </w:pPr>
+    </w:p>
+    <w:p>
+      <w:pPr>
+        <w:spacing w:line="360" w:lineRule="auto"/>
+        <w:rPr>
+          <w:rFonts w:ascii="Garamond" w:hAnsi="Garamond"/>
+          <w:i/>
+          <w:iCs/>
+        </w:rPr>
+      </w:pPr>
+    </w:p>
+    <w:p>
+      <w:pPr>
+        <w:spacing w:line="360" w:lineRule="auto"/>
+        <w:rPr>
+          <w:rFonts w:ascii="Garamond" w:hAnsi="Garamond"/>
+          <w:i/>
+          <w:iCs/>
+        </w:rPr>
+      </w:pPr>
     </w:p>
     <w:p>
       <w:pPr>
@@ -5582,17 +5579,13 @@
           <w:rFonts w:ascii="Garamond" w:hAnsi="Garamond"/>
           <w:b/>
           <w:bCs/>
-          <w:sz w:val="56"/>
-          <w:szCs w:val="56"/>
-        </w:rPr>
-      </w:pPr>
-      <w:r>
-        <w:rPr>
-          <w:rFonts w:ascii="Garamond" w:hAnsi="Garamond"/>
-          <w:b/>
-          <w:bCs/>
-          <w:sz w:val="56"/>
-          <w:szCs w:val="56"/>
+        </w:rPr>
+      </w:pPr>
+      <w:r>
+        <w:rPr>
+          <w:rFonts w:ascii="Garamond" w:hAnsi="Garamond"/>
+          <w:b/>
+          <w:bCs/>
         </w:rPr>
         <w:t>LAMPIRAN</w:t>
       </w:r>
@@ -5678,72 +5671,13 @@
           <w:bCs/>
         </w:rPr>
       </w:pPr>
-    </w:p>
-    <w:p>
-      <w:pPr>
-        <w:spacing w:line="360" w:lineRule="auto"/>
-        <w:rPr>
-          <w:rFonts w:ascii="Garamond" w:hAnsi="Garamond"/>
-          <w:b/>
-          <w:bCs/>
-        </w:rPr>
-      </w:pPr>
-    </w:p>
-    <w:p>
-      <w:pPr>
-        <w:spacing w:line="360" w:lineRule="auto"/>
-        <w:rPr>
-          <w:rFonts w:ascii="Garamond" w:hAnsi="Garamond"/>
-          <w:b/>
-          <w:bCs/>
-        </w:rPr>
-      </w:pPr>
-    </w:p>
-    <w:p>
-      <w:pPr>
-        <w:spacing w:line="360" w:lineRule="auto"/>
-        <w:rPr>
-          <w:rFonts w:ascii="Garamond" w:hAnsi="Garamond"/>
-          <w:b/>
-          <w:bCs/>
-        </w:rPr>
-      </w:pPr>
-    </w:p>
-    <w:p>
-      <w:pPr>
-        <w:spacing w:line="360" w:lineRule="auto"/>
-        <w:rPr>
-          <w:rFonts w:ascii="Garamond" w:hAnsi="Garamond"/>
-          <w:b/>
-          <w:bCs/>
-        </w:rPr>
-      </w:pPr>
-    </w:p>
-    <w:p>
-      <w:pPr>
-        <w:spacing w:line="360" w:lineRule="auto"/>
-        <w:rPr>
-          <w:rFonts w:ascii="Garamond" w:hAnsi="Garamond"/>
-          <w:b/>
-          <w:bCs/>
-        </w:rPr>
-      </w:pPr>
-    </w:p>
-    <w:p>
-      <w:pPr>
-        <w:spacing w:line="360" w:lineRule="auto"/>
-        <w:rPr>
-          <w:rFonts w:ascii="Garamond" w:hAnsi="Garamond"/>
-          <w:b/>
-          <w:bCs/>
-        </w:rPr>
-      </w:pPr>
-      <w:r>
-        <w:rPr>
-          <w:rFonts w:ascii="Garamond" w:hAnsi="Garamond"/>
-          <w:b/>
-          <w:bCs/>
-        </w:rPr>
+      <w:r>
+        <w:rPr>
+          <w:rFonts w:ascii="Garamond" w:hAnsi="Garamond"/>
+          <w:b/>
+          <w:bCs/>
+        </w:rPr>
+        <w:lastRenderedPageBreak/>
         <w:t>LAMPIRAN A: GLOSARI ISTILAH</w:t>
       </w:r>
     </w:p>
@@ -5887,7 +5821,6 @@
           <w:bCs/>
           <w:lang w:val="fi-FI"/>
         </w:rPr>
-        <w:lastRenderedPageBreak/>
         <w:t>Beku &amp; Tanya</w:t>
       </w:r>
       <w:r>
@@ -5911,7 +5844,15 @@
           <w:rFonts w:ascii="Garamond" w:hAnsi="Garamond"/>
           <w:lang w:val="fi-FI"/>
         </w:rPr>
-        <w:t>) – Teknik yang direka untuk menghentikan pembaziran tenaga daripada memproses masalah secara mental dan emosi, dan kemudian bertanya kepada jantung untuk mendapatkan bimbingan intuitif. Melibatkan 6 langkah: Akui, Nafas Jantung, Aktifkan perasaan, Tanya, Perhatikan, Bertindak.</w:t>
+        <w:t xml:space="preserve">) – Teknik yang direka untuk menghentikan pembaziran tenaga daripada memproses </w:t>
+      </w:r>
+      <w:r>
+        <w:rPr>
+          <w:rFonts w:ascii="Garamond" w:hAnsi="Garamond"/>
+          <w:lang w:val="fi-FI"/>
+        </w:rPr>
+        <w:lastRenderedPageBreak/>
+        <w:t>masalah secara mental dan emosi, dan kemudian bertanya kepada jantung untuk mendapatkan bimbingan intuitif. Melibatkan 6 langkah: Akui, Nafas Jantung, Aktifkan perasaan, Tanya, Perhatikan, Bertindak.</w:t>
       </w:r>
     </w:p>
     <w:p>
@@ -6067,6 +6008,7 @@
           <w:b/>
           <w:bCs/>
         </w:rPr>
+        <w:lastRenderedPageBreak/>
         <w:t>D</w:t>
       </w:r>
     </w:p>
@@ -9010,15 +8952,11 @@
           <w:rFonts w:ascii="Garamond" w:hAnsi="Garamond"/>
           <w:i/>
           <w:iCs/>
-          <w:sz w:val="20"/>
-          <w:szCs w:val="20"/>
-        </w:rPr>
-      </w:pPr>
-      <w:r>
-        <w:rPr>
-          <w:rFonts w:ascii="Garamond" w:hAnsi="Garamond"/>
-          <w:sz w:val="20"/>
-          <w:szCs w:val="20"/>
+        </w:rPr>
+      </w:pPr>
+      <w:r>
+        <w:rPr>
+          <w:rFonts w:ascii="Garamond" w:hAnsi="Garamond"/>
         </w:rPr>
         <w:t xml:space="preserve">Dalam buku ini, kau akan belajar: • Mengapa jantung menghantar lebih banyak maklumat ke otak... • Lima teknik reset 1–5 minit... </w:t>
       </w:r>
@@ -9027,8 +8965,6 @@
           <w:rFonts w:ascii="Garamond" w:hAnsi="Garamond"/>
           <w:i/>
           <w:iCs/>
-          <w:sz w:val="20"/>
-          <w:szCs w:val="20"/>
         </w:rPr>
         <w:t>(dan seterusnya)</w:t>
       </w:r>
@@ -9038,94 +8974,74 @@
         <w:spacing w:line="360" w:lineRule="auto"/>
         <w:rPr>
           <w:rFonts w:ascii="Garamond" w:hAnsi="Garamond"/>
-          <w:sz w:val="20"/>
-          <w:szCs w:val="20"/>
-        </w:rPr>
-      </w:pPr>
-    </w:p>
-    <w:p>
-      <w:pPr>
-        <w:spacing w:line="360" w:lineRule="auto"/>
-        <w:rPr>
-          <w:rFonts w:ascii="Garamond" w:hAnsi="Garamond"/>
-          <w:sz w:val="20"/>
-          <w:szCs w:val="20"/>
-        </w:rPr>
-      </w:pPr>
-    </w:p>
-    <w:p>
-      <w:pPr>
-        <w:spacing w:line="360" w:lineRule="auto"/>
-        <w:rPr>
-          <w:rFonts w:ascii="Garamond" w:hAnsi="Garamond"/>
-          <w:sz w:val="20"/>
-          <w:szCs w:val="20"/>
-        </w:rPr>
-      </w:pPr>
-    </w:p>
-    <w:p>
-      <w:pPr>
-        <w:spacing w:line="360" w:lineRule="auto"/>
-        <w:rPr>
-          <w:rFonts w:ascii="Garamond" w:hAnsi="Garamond"/>
-          <w:sz w:val="20"/>
-          <w:szCs w:val="20"/>
-        </w:rPr>
-      </w:pPr>
-    </w:p>
-    <w:p>
-      <w:pPr>
-        <w:spacing w:line="360" w:lineRule="auto"/>
-        <w:rPr>
-          <w:rFonts w:ascii="Garamond" w:hAnsi="Garamond"/>
-          <w:sz w:val="20"/>
-          <w:szCs w:val="20"/>
-        </w:rPr>
-      </w:pPr>
-    </w:p>
-    <w:p>
-      <w:pPr>
-        <w:spacing w:line="360" w:lineRule="auto"/>
-        <w:rPr>
-          <w:rFonts w:ascii="Garamond" w:hAnsi="Garamond"/>
-          <w:sz w:val="20"/>
-          <w:szCs w:val="20"/>
-        </w:rPr>
-      </w:pPr>
-    </w:p>
-    <w:p>
-      <w:pPr>
-        <w:spacing w:line="360" w:lineRule="auto"/>
-        <w:rPr>
-          <w:rFonts w:ascii="Garamond" w:hAnsi="Garamond"/>
-          <w:sz w:val="20"/>
-          <w:szCs w:val="20"/>
-        </w:rPr>
-      </w:pPr>
-    </w:p>
-    <w:p>
-      <w:pPr>
-        <w:spacing w:line="360" w:lineRule="auto"/>
-        <w:rPr>
-          <w:rFonts w:ascii="Garamond" w:hAnsi="Garamond"/>
-          <w:sz w:val="20"/>
-          <w:szCs w:val="20"/>
-          <w:lang w:val="fi-FI"/>
-        </w:rPr>
-      </w:pPr>
-      <w:r>
-        <w:rPr>
-          <w:rFonts w:ascii="Garamond" w:hAnsi="Garamond"/>
-          <w:sz w:val="20"/>
-          <w:szCs w:val="20"/>
+        </w:rPr>
+      </w:pPr>
+    </w:p>
+    <w:p>
+      <w:pPr>
+        <w:spacing w:line="360" w:lineRule="auto"/>
+        <w:rPr>
+          <w:rFonts w:ascii="Garamond" w:hAnsi="Garamond"/>
+        </w:rPr>
+      </w:pPr>
+    </w:p>
+    <w:p>
+      <w:pPr>
+        <w:spacing w:line="360" w:lineRule="auto"/>
+        <w:rPr>
+          <w:rFonts w:ascii="Garamond" w:hAnsi="Garamond"/>
+        </w:rPr>
+      </w:pPr>
+    </w:p>
+    <w:p>
+      <w:pPr>
+        <w:spacing w:line="360" w:lineRule="auto"/>
+        <w:rPr>
+          <w:rFonts w:ascii="Garamond" w:hAnsi="Garamond"/>
+        </w:rPr>
+      </w:pPr>
+    </w:p>
+    <w:p>
+      <w:pPr>
+        <w:spacing w:line="360" w:lineRule="auto"/>
+        <w:rPr>
+          <w:rFonts w:ascii="Garamond" w:hAnsi="Garamond"/>
+        </w:rPr>
+      </w:pPr>
+    </w:p>
+    <w:p>
+      <w:pPr>
+        <w:spacing w:line="360" w:lineRule="auto"/>
+        <w:rPr>
+          <w:rFonts w:ascii="Garamond" w:hAnsi="Garamond"/>
+        </w:rPr>
+      </w:pPr>
+    </w:p>
+    <w:p>
+      <w:pPr>
+        <w:spacing w:line="360" w:lineRule="auto"/>
+        <w:rPr>
+          <w:rFonts w:ascii="Garamond" w:hAnsi="Garamond"/>
+        </w:rPr>
+      </w:pPr>
+    </w:p>
+    <w:p>
+      <w:pPr>
+        <w:spacing w:line="360" w:lineRule="auto"/>
+        <w:rPr>
+          <w:rFonts w:ascii="Garamond" w:hAnsi="Garamond"/>
+          <w:lang w:val="fi-FI"/>
+        </w:rPr>
+      </w:pPr>
+      <w:r>
+        <w:rPr>
+          <w:rFonts w:ascii="Garamond" w:hAnsi="Garamond"/>
         </w:rPr>
         <w:t xml:space="preserve">Barcode] | ISBN | Kategori: Kesihatan / Pembangunan Diri | RM 15] | Logo bernafas.my© bernafas.my – Semua hak terpelihara. </w:t>
       </w:r>
       <w:r>
         <w:rPr>
           <w:rFonts w:ascii="Garamond" w:hAnsi="Garamond"/>
-          <w:sz w:val="20"/>
-          <w:szCs w:val="20"/>
           <w:lang w:val="fi-FI"/>
         </w:rPr>
         <w:t>Diterbitkan oleh: [Nama Penerbit] Cetakan Pertama: [Tahun] ISBN: [Nombor ISBN]</w:t>
@@ -12556,7 +12472,6 @@
   <w:style w:type="character" w:default="1" w:styleId="DefaultParagraphFont">
     <w:name w:val="Default Paragraph Font"/>
     <w:uiPriority w:val="1"/>
-    <w:semiHidden/>
     <w:unhideWhenUsed/>
   </w:style>
   <w:style w:type="table" w:default="1" w:styleId="TableNormal">
